--- a/u_sharp/7 Аналитика.docx
+++ b/u_sharp/7 Аналитика.docx
@@ -29,7 +29,7 @@
           <w:sz w:val="28"/>
           <w:szCs w:val="28"/>
         </w:rPr>
-        <w:t>Практическая работа 13. Знакомство с аналитическими возможн</w:t>
+        <w:t xml:space="preserve">Практическая работа </w:t>
       </w:r>
       <w:r>
         <w:rPr>
@@ -39,8 +39,9 @@
           <w:color w:val="000000" w:themeColor="text1"/>
           <w:sz w:val="28"/>
           <w:szCs w:val="28"/>
-        </w:rPr>
-        <w:t>о</w:t>
+          <w:lang w:val="en-US"/>
+        </w:rPr>
+        <w:t>7</w:t>
       </w:r>
       <w:r>
         <w:rPr>
@@ -51,7 +52,7 @@
           <w:sz w:val="28"/>
           <w:szCs w:val="28"/>
         </w:rPr>
-        <w:t xml:space="preserve">стями </w:t>
+        <w:t xml:space="preserve">. Знакомство с аналитическими возможностями </w:t>
       </w:r>
       <w:r>
         <w:rPr>
@@ -74,7 +75,7 @@
           <w:sz w:val="28"/>
           <w:szCs w:val="28"/>
         </w:rPr>
-        <w:t>#.</w:t>
+        <w:t>#</w:t>
       </w:r>
       <w:bookmarkEnd w:id="0"/>
     </w:p>
@@ -124,21 +125,7 @@
           <w:rFonts w:ascii="Times New Roman" w:hAnsi="Times New Roman"/>
           <w:sz w:val="28"/>
         </w:rPr>
-        <w:t>зучить основные аналитические возможности библиотеки ALGLIB на языке C# и научиться применять их для реш</w:t>
-      </w:r>
-      <w:r>
-        <w:rPr>
-          <w:rFonts w:ascii="Times New Roman" w:hAnsi="Times New Roman"/>
-          <w:sz w:val="28"/>
-        </w:rPr>
-        <w:t>е</w:t>
-      </w:r>
-      <w:r>
-        <w:rPr>
-          <w:rFonts w:ascii="Times New Roman" w:hAnsi="Times New Roman"/>
-          <w:sz w:val="28"/>
-        </w:rPr>
-        <w:t>ния задач анализа данных.</w:t>
+        <w:t>зучить основные аналитические возможности библиотеки ALGLIB на языке C# и научиться применять их для решения задач анализа данных.</w:t>
       </w:r>
     </w:p>
     <w:p>
@@ -190,21 +177,7 @@
           <w:rFonts w:ascii="Times New Roman" w:hAnsi="Times New Roman"/>
           <w:sz w:val="28"/>
         </w:rPr>
-        <w:t>ALGLIB – это библиотека для численных вычислений, которая предоставляет мощные инструменты для решения задач линейной а</w:t>
-      </w:r>
-      <w:r>
-        <w:rPr>
-          <w:rFonts w:ascii="Times New Roman" w:hAnsi="Times New Roman"/>
-          <w:sz w:val="28"/>
-        </w:rPr>
-        <w:t>л</w:t>
-      </w:r>
-      <w:r>
-        <w:rPr>
-          <w:rFonts w:ascii="Times New Roman" w:hAnsi="Times New Roman"/>
-          <w:sz w:val="28"/>
-        </w:rPr>
-        <w:t>гебры, оптимизации, статистического анализа и других математических операций.</w:t>
+        <w:t>ALGLIB – это библиотека для численных вычислений, которая предоставляет мощные инструменты для решения задач линейной алгебры, оптимизации, статистического анализа и других математических операций.</w:t>
       </w:r>
     </w:p>
     <w:p>
@@ -222,21 +195,7 @@
           <w:rFonts w:ascii="Times New Roman" w:hAnsi="Times New Roman"/>
           <w:sz w:val="28"/>
         </w:rPr>
-        <w:t>У этой библиотеки имеется поддержка различных методов интерполяции и аппроксимации данных, что полезно при анализе и прогноз</w:t>
-      </w:r>
-      <w:r>
-        <w:rPr>
-          <w:rFonts w:ascii="Times New Roman" w:hAnsi="Times New Roman"/>
-          <w:sz w:val="28"/>
-        </w:rPr>
-        <w:t>и</w:t>
-      </w:r>
-      <w:r>
-        <w:rPr>
-          <w:rFonts w:ascii="Times New Roman" w:hAnsi="Times New Roman"/>
-          <w:sz w:val="28"/>
-        </w:rPr>
-        <w:t>ровании. Кроме того, библиотека поддерживает работу с матрицами и векторами, способна решать системы уравнений.</w:t>
+        <w:t>У этой библиотеки имеется поддержка различных методов интерполяции и аппроксимации данных, что полезно при анализе и прогнозировании. Кроме того, библиотека поддерживает работу с матрицами и векторами, способна решать системы уравнений.</w:t>
       </w:r>
     </w:p>
     <w:p>
@@ -254,21 +213,7 @@
           <w:rFonts w:ascii="Times New Roman" w:hAnsi="Times New Roman"/>
           <w:sz w:val="28"/>
         </w:rPr>
-        <w:t>Для того, чтобы работать с этой библиотекой, необходимо снач</w:t>
-      </w:r>
-      <w:r>
-        <w:rPr>
-          <w:rFonts w:ascii="Times New Roman" w:hAnsi="Times New Roman"/>
-          <w:sz w:val="28"/>
-        </w:rPr>
-        <w:t>а</w:t>
-      </w:r>
-      <w:r>
-        <w:rPr>
-          <w:rFonts w:ascii="Times New Roman" w:hAnsi="Times New Roman"/>
-          <w:sz w:val="28"/>
-        </w:rPr>
-        <w:t xml:space="preserve">ла скачать ее (например, из сети Интернет) и добавить в свой </w:t>
+        <w:t xml:space="preserve">Для того, чтобы работать с этой библиотекой, необходимо сначала скачать ее (например, из сети Интернет) и добавить в свой </w:t>
       </w:r>
       <w:r>
         <w:rPr>
@@ -386,39 +331,7 @@
           <w:sz w:val="28"/>
           <w:szCs w:val="28"/>
         </w:rPr>
-        <w:t>Линейная регрессия – это математическая модель, которая опис</w:t>
-      </w:r>
-      <w:r>
-        <w:rPr>
-          <w:rFonts w:ascii="Times New Roman" w:hAnsi="Times New Roman"/>
-          <w:sz w:val="28"/>
-          <w:szCs w:val="28"/>
-        </w:rPr>
-        <w:t>ы</w:t>
-      </w:r>
-      <w:r>
-        <w:rPr>
-          <w:rFonts w:ascii="Times New Roman" w:hAnsi="Times New Roman"/>
-          <w:sz w:val="28"/>
-          <w:szCs w:val="28"/>
-        </w:rPr>
-        <w:t>вает связь нескольких переменных. Простыми словами, она помогает прогнозировать будущее, показывая предполагаемое значение завис</w:t>
-      </w:r>
-      <w:r>
-        <w:rPr>
-          <w:rFonts w:ascii="Times New Roman" w:hAnsi="Times New Roman"/>
-          <w:sz w:val="28"/>
-          <w:szCs w:val="28"/>
-        </w:rPr>
-        <w:t>и</w:t>
-      </w:r>
-      <w:r>
-        <w:rPr>
-          <w:rFonts w:ascii="Times New Roman" w:hAnsi="Times New Roman"/>
-          <w:sz w:val="28"/>
-          <w:szCs w:val="28"/>
-        </w:rPr>
-        <w:t>мой величины.</w:t>
+        <w:t>Линейная регрессия – это математическая модель, которая описывает связь нескольких переменных. Простыми словами, она помогает прогнозировать будущее, показывая предполагаемое значение зависимой величины.</w:t>
       </w:r>
     </w:p>
     <w:p>
@@ -448,39 +361,7 @@
           <w:sz w:val="28"/>
           <w:szCs w:val="28"/>
         </w:rPr>
-        <w:t xml:space="preserve"> регрессия – это статистическая модель, использу</w:t>
-      </w:r>
-      <w:r>
-        <w:rPr>
-          <w:rFonts w:ascii="Times New Roman" w:hAnsi="Times New Roman"/>
-          <w:sz w:val="28"/>
-          <w:szCs w:val="28"/>
-        </w:rPr>
-        <w:t>е</w:t>
-      </w:r>
-      <w:r>
-        <w:rPr>
-          <w:rFonts w:ascii="Times New Roman" w:hAnsi="Times New Roman"/>
-          <w:sz w:val="28"/>
-          <w:szCs w:val="28"/>
-        </w:rPr>
-        <w:t>мая для прогнозирования вероятности возникновения некоторого соб</w:t>
-      </w:r>
-      <w:r>
-        <w:rPr>
-          <w:rFonts w:ascii="Times New Roman" w:hAnsi="Times New Roman"/>
-          <w:sz w:val="28"/>
-          <w:szCs w:val="28"/>
-        </w:rPr>
-        <w:t>ы</w:t>
-      </w:r>
-      <w:r>
-        <w:rPr>
-          <w:rFonts w:ascii="Times New Roman" w:hAnsi="Times New Roman"/>
-          <w:sz w:val="28"/>
-          <w:szCs w:val="28"/>
-        </w:rPr>
-        <w:t>тия.</w:t>
+        <w:t xml:space="preserve"> регрессия – это статистическая модель, используемая для прогнозирования вероятности возникновения некоторого события.</w:t>
       </w:r>
     </w:p>
     <w:p>
@@ -495,7 +376,6 @@
           <w:rFonts w:ascii="Times New Roman" w:hAnsi="Times New Roman"/>
           <w:sz w:val="28"/>
           <w:szCs w:val="28"/>
-          <w:lang w:val="en-US"/>
         </w:rPr>
       </w:pPr>
       <w:r>
@@ -519,7 +399,6 @@
           <w:rFonts w:ascii="Times New Roman" w:hAnsi="Times New Roman"/>
           <w:sz w:val="28"/>
           <w:szCs w:val="28"/>
-          <w:lang w:val="en-US"/>
         </w:rPr>
       </w:pPr>
     </w:p>
@@ -620,25 +499,7 @@
                 <w:sz w:val="28"/>
                 <w:szCs w:val="28"/>
               </w:rPr>
-              <w:t>, в</w:t>
-            </w:r>
-            <w:r>
-              <w:rPr>
-                <w:rFonts w:ascii="Times New Roman" w:hAnsi="Times New Roman" w:cs="Times New Roman"/>
-                <w:i/>
-                <w:sz w:val="28"/>
-                <w:szCs w:val="28"/>
-              </w:rPr>
-              <w:t>ы</w:t>
-            </w:r>
-            <w:r>
-              <w:rPr>
-                <w:rFonts w:ascii="Times New Roman" w:hAnsi="Times New Roman" w:cs="Times New Roman"/>
-                <w:i/>
-                <w:sz w:val="28"/>
-                <w:szCs w:val="28"/>
-              </w:rPr>
-              <w:t>полните следующие задания в консольном приложении:</w:t>
+              <w:t>, выполните следующие задания в консольном приложении:</w:t>
             </w:r>
           </w:p>
         </w:tc>
@@ -1047,25 +908,7 @@
           <w:szCs w:val="28"/>
           <w:lang w:eastAsia="en-US"/>
         </w:rPr>
-        <w:t>Выведите коэффициенты модели линейной регрессии (и</w:t>
-      </w:r>
-      <w:r>
-        <w:rPr>
-          <w:rFonts w:ascii="Times New Roman" w:eastAsiaTheme="minorHAnsi" w:hAnsi="Times New Roman" w:cs="Times New Roman"/>
-          <w:sz w:val="28"/>
-          <w:szCs w:val="28"/>
-          <w:lang w:eastAsia="en-US"/>
-        </w:rPr>
-        <w:t>с</w:t>
-      </w:r>
-      <w:r>
-        <w:rPr>
-          <w:rFonts w:ascii="Times New Roman" w:eastAsiaTheme="minorHAnsi" w:hAnsi="Times New Roman" w:cs="Times New Roman"/>
-          <w:sz w:val="28"/>
-          <w:szCs w:val="28"/>
-          <w:lang w:eastAsia="en-US"/>
-        </w:rPr>
-        <w:t xml:space="preserve">пользуйте </w:t>
+        <w:t xml:space="preserve">Выведите коэффициенты модели линейной регрессии (используйте </w:t>
       </w:r>
       <w:proofErr w:type="spellStart"/>
       <w:r>
@@ -1130,25 +973,7 @@
           <w:szCs w:val="28"/>
           <w:lang w:eastAsia="en-US"/>
         </w:rPr>
-        <w:t>. Найдите сумму разностей между предсказанн</w:t>
-      </w:r>
-      <w:r>
-        <w:rPr>
-          <w:rFonts w:ascii="Times New Roman" w:eastAsiaTheme="minorHAnsi" w:hAnsi="Times New Roman" w:cs="Times New Roman"/>
-          <w:sz w:val="28"/>
-          <w:szCs w:val="28"/>
-          <w:lang w:eastAsia="en-US"/>
-        </w:rPr>
-        <w:t>ы</w:t>
-      </w:r>
-      <w:r>
-        <w:rPr>
-          <w:rFonts w:ascii="Times New Roman" w:eastAsiaTheme="minorHAnsi" w:hAnsi="Times New Roman" w:cs="Times New Roman"/>
-          <w:sz w:val="28"/>
-          <w:szCs w:val="28"/>
-          <w:lang w:eastAsia="en-US"/>
-        </w:rPr>
-        <w:t>ми и реальными значениями (</w:t>
+        <w:t>. Найдите сумму разностей между предсказанными и реальными значениями (</w:t>
       </w:r>
       <w:r>
         <w:rPr>
@@ -1284,27 +1109,7 @@
           <w:szCs w:val="28"/>
           <w:lang w:eastAsia="en-US"/>
         </w:rPr>
-        <w:t>, добавьте пол</w:t>
-      </w:r>
-      <w:r>
-        <w:rPr>
-          <w:rFonts w:ascii="Times New Roman" w:eastAsiaTheme="minorHAnsi" w:hAnsi="Times New Roman" w:cs="Times New Roman"/>
-          <w:i/>
-          <w:sz w:val="28"/>
-          <w:szCs w:val="28"/>
-          <w:lang w:eastAsia="en-US"/>
-        </w:rPr>
-        <w:t>ь</w:t>
-      </w:r>
-      <w:r>
-        <w:rPr>
-          <w:rFonts w:ascii="Times New Roman" w:eastAsiaTheme="minorHAnsi" w:hAnsi="Times New Roman" w:cs="Times New Roman"/>
-          <w:i/>
-          <w:sz w:val="28"/>
-          <w:szCs w:val="28"/>
-          <w:lang w:eastAsia="en-US"/>
-        </w:rPr>
-        <w:t>зовательский интерфейс:</w:t>
+        <w:t>, добавьте пользовательский интерфейс:</w:t>
       </w:r>
     </w:p>
     <w:p>
@@ -1570,27 +1375,7 @@
           <w:szCs w:val="28"/>
           <w:lang w:eastAsia="en-US"/>
         </w:rPr>
-        <w:t>, в</w:t>
-      </w:r>
-      <w:r>
-        <w:rPr>
-          <w:rFonts w:ascii="Times New Roman" w:eastAsiaTheme="minorHAnsi" w:hAnsi="Times New Roman" w:cs="Times New Roman"/>
-          <w:i/>
-          <w:sz w:val="28"/>
-          <w:szCs w:val="28"/>
-          <w:lang w:eastAsia="en-US"/>
-        </w:rPr>
-        <w:t>ы</w:t>
-      </w:r>
-      <w:r>
-        <w:rPr>
-          <w:rFonts w:ascii="Times New Roman" w:eastAsiaTheme="minorHAnsi" w:hAnsi="Times New Roman" w:cs="Times New Roman"/>
-          <w:i/>
-          <w:sz w:val="28"/>
-          <w:szCs w:val="28"/>
-          <w:lang w:eastAsia="en-US"/>
-        </w:rPr>
-        <w:t>полните следующие задания в консольном приложении:</w:t>
+        <w:t>, выполните следующие задания в консольном приложении:</w:t>
       </w:r>
     </w:p>
     <w:p>
@@ -1677,25 +1462,7 @@
           <w:szCs w:val="28"/>
           <w:lang w:eastAsia="en-US"/>
         </w:rPr>
-        <w:t>) для следующих данных (по вариа</w:t>
-      </w:r>
-      <w:r>
-        <w:rPr>
-          <w:rFonts w:ascii="Times New Roman" w:eastAsiaTheme="minorHAnsi" w:hAnsi="Times New Roman" w:cs="Times New Roman"/>
-          <w:sz w:val="28"/>
-          <w:szCs w:val="28"/>
-          <w:lang w:eastAsia="en-US"/>
-        </w:rPr>
-        <w:t>н</w:t>
-      </w:r>
-      <w:r>
-        <w:rPr>
-          <w:rFonts w:ascii="Times New Roman" w:eastAsiaTheme="minorHAnsi" w:hAnsi="Times New Roman" w:cs="Times New Roman"/>
-          <w:sz w:val="28"/>
-          <w:szCs w:val="28"/>
-          <w:lang w:eastAsia="en-US"/>
-        </w:rPr>
-        <w:t>там):</w:t>
+        <w:t>) для следующих данных (по вариантам):</w:t>
       </w:r>
     </w:p>
     <w:p>
@@ -2215,25 +1982,7 @@
           <w:szCs w:val="28"/>
           <w:lang w:eastAsia="en-US"/>
         </w:rPr>
-        <w:t>Используя полученные коэффициенты, рассчитайте по фо</w:t>
-      </w:r>
-      <w:r>
-        <w:rPr>
-          <w:rFonts w:ascii="Times New Roman" w:eastAsiaTheme="minorHAnsi" w:hAnsi="Times New Roman" w:cs="Times New Roman"/>
-          <w:sz w:val="28"/>
-          <w:szCs w:val="28"/>
-          <w:lang w:eastAsia="en-US"/>
-        </w:rPr>
-        <w:t>р</w:t>
-      </w:r>
-      <w:r>
-        <w:rPr>
-          <w:rFonts w:ascii="Times New Roman" w:eastAsiaTheme="minorHAnsi" w:hAnsi="Times New Roman" w:cs="Times New Roman"/>
-          <w:sz w:val="28"/>
-          <w:szCs w:val="28"/>
-          <w:lang w:eastAsia="en-US"/>
-        </w:rPr>
-        <w:t xml:space="preserve">муле </w:t>
+        <w:t xml:space="preserve">Используя полученные коэффициенты, рассчитайте по формуле </w:t>
       </w:r>
       <m:oMath>
         <m:f>
@@ -2332,25 +2081,7 @@
           <w:szCs w:val="28"/>
           <w:lang w:eastAsia="en-US"/>
         </w:rPr>
-        <w:t xml:space="preserve"> и скажите, к какому классу он относи</w:t>
-      </w:r>
-      <w:r>
-        <w:rPr>
-          <w:rFonts w:ascii="Times New Roman" w:eastAsiaTheme="minorHAnsi" w:hAnsi="Times New Roman" w:cs="Times New Roman"/>
-          <w:sz w:val="28"/>
-          <w:szCs w:val="28"/>
-          <w:lang w:eastAsia="en-US"/>
-        </w:rPr>
-        <w:t>т</w:t>
-      </w:r>
-      <w:r>
-        <w:rPr>
-          <w:rFonts w:ascii="Times New Roman" w:eastAsiaTheme="minorHAnsi" w:hAnsi="Times New Roman" w:cs="Times New Roman"/>
-          <w:sz w:val="28"/>
-          <w:szCs w:val="28"/>
-          <w:lang w:eastAsia="en-US"/>
-        </w:rPr>
-        <w:t>ся. Используйте следующий порог: если значение &gt;0.5, то класс 1, иначе – 0.</w:t>
+        <w:t xml:space="preserve"> и скажите, к какому классу он относится. Используйте следующий порог: если значение &gt;0.5, то класс 1, иначе – 0.</w:t>
       </w:r>
     </w:p>
     <w:p>
@@ -2409,21 +2140,7 @@
           <w:rFonts w:ascii="Times New Roman" w:hAnsi="Times New Roman"/>
           <w:sz w:val="28"/>
         </w:rPr>
-        <w:t>Как можно интегрировать библиотеку ALGLIB в своё прил</w:t>
-      </w:r>
-      <w:r>
-        <w:rPr>
-          <w:rFonts w:ascii="Times New Roman" w:hAnsi="Times New Roman"/>
-          <w:sz w:val="28"/>
-        </w:rPr>
-        <w:t>о</w:t>
-      </w:r>
-      <w:r>
-        <w:rPr>
-          <w:rFonts w:ascii="Times New Roman" w:hAnsi="Times New Roman"/>
-          <w:sz w:val="28"/>
-        </w:rPr>
-        <w:t>жение на C#?</w:t>
+        <w:t>Как можно интегрировать библиотеку ALGLIB в своё приложение на C#?</w:t>
       </w:r>
     </w:p>
     <w:p>

--- a/u_sharp/7 Аналитика.docx
+++ b/u_sharp/7 Аналитика.docx
@@ -39,7 +39,6 @@
           <w:color w:val="000000" w:themeColor="text1"/>
           <w:sz w:val="28"/>
           <w:szCs w:val="28"/>
-          <w:lang w:val="en-US"/>
         </w:rPr>
         <w:t>7</w:t>
       </w:r>
@@ -446,7 +445,17 @@
           <w:szCs w:val="28"/>
           <w:u w:val="single"/>
         </w:rPr>
-        <w:t>Задание 1. Линейная регрессия</w:t>
+        <w:t xml:space="preserve">Задание 1. </w:t>
+      </w:r>
+      <w:r>
+        <w:rPr>
+          <w:rFonts w:ascii="Times New Roman" w:hAnsi="Times New Roman" w:cs="Times New Roman"/>
+          <w:b/>
+          <w:sz w:val="28"/>
+          <w:szCs w:val="28"/>
+          <w:u w:val="single"/>
+        </w:rPr>
+        <w:t>Задача прогнозирования</w:t>
       </w:r>
     </w:p>
     <w:tbl>
@@ -1018,27 +1027,7 @@
           <w:szCs w:val="28"/>
           <w:lang w:eastAsia="en-US"/>
         </w:rPr>
-        <w:t>Выведите из отчета (</w:t>
-      </w:r>
-      <w:proofErr w:type="spellStart"/>
-      <w:r>
-        <w:rPr>
-          <w:rFonts w:ascii="Times New Roman" w:eastAsiaTheme="minorHAnsi" w:hAnsi="Times New Roman" w:cs="Times New Roman"/>
-          <w:sz w:val="28"/>
-          <w:szCs w:val="28"/>
-          <w:lang w:eastAsia="en-US"/>
-        </w:rPr>
-        <w:t>lrreport</w:t>
-      </w:r>
-      <w:proofErr w:type="spellEnd"/>
-      <w:r>
-        <w:rPr>
-          <w:rFonts w:ascii="Times New Roman" w:eastAsiaTheme="minorHAnsi" w:hAnsi="Times New Roman" w:cs="Times New Roman"/>
-          <w:sz w:val="28"/>
-          <w:szCs w:val="28"/>
-          <w:lang w:eastAsia="en-US"/>
-        </w:rPr>
-        <w:t xml:space="preserve">) статистическую меру </w:t>
+        <w:t xml:space="preserve">Выведите статистическую меру </w:t>
       </w:r>
       <w:r>
         <w:rPr>
